--- a/pr-preview/pr-361/exploratory-descriptive-handout.docx
+++ b/pr-preview/pr-361/exploratory-descriptive-handout.docx
@@ -15,7 +15,7 @@
         <w:pStyle w:val="Date"/>
       </w:pPr>
       <w:r>
-        <w:t xml:space="preserve">Last modified: 2026-10-19 00:33:21 (PDT)</w:t>
+        <w:t xml:space="preserve">Last modified: 2026-10-19 09:40:54 (PDT)</w:t>
       </w:r>
     </w:p>
     <w:bookmarkStart w:id="24" w:name="introduction"/>
@@ -1959,16 +1959,10 @@
         <w:t xml:space="preserve"> </w:t>
       </w:r>
       <w:r>
-        <w:t xml:space="preserve">(people, animals, objects, or events) that a study aims to learn about</w:t>
-      </w:r>
-      <w:r>
-        <w:t xml:space="preserve"> </w:t>
-      </w:r>
-      <w:r>
-        <w:t xml:space="preserve">[3]</w:t>
-      </w:r>
-      <w:r>
-        <w:t xml:space="preserve">.</w:t>
+        <w:t xml:space="preserve">(people, animals, objects, or events) that a study aims to learn about.</w:t>
+      </w:r>
+      <w:r>
+        <w:t xml:space="preserve"> </w:t>
       </w:r>
     </w:p>
     <w:p>
@@ -2830,16 +2824,7 @@
         </w:r>
       </w:hyperlink>
       <w:r>
-        <w:t xml:space="preserve">)</w:t>
-      </w:r>
-      <w:r>
-        <w:t xml:space="preserve"> </w:t>
-      </w:r>
-      <w:r>
-        <w:t xml:space="preserve">[4]</w:t>
-      </w:r>
-      <w:r>
-        <w:t xml:space="preserve">:</w:t>
+        <w:t xml:space="preserve">):</w:t>
       </w:r>
     </w:p>
     <w:p>
@@ -3508,16 +3493,7 @@
         <w:t xml:space="preserve"> </w:t>
       </w:r>
       <w:r>
-        <w:t xml:space="preserve">when the observations are sorted in increasing order</w:t>
-      </w:r>
-      <w:r>
-        <w:t xml:space="preserve"> </w:t>
-      </w:r>
-      <w:r>
-        <w:t xml:space="preserve">[5]</w:t>
-      </w:r>
-      <w:r>
-        <w:t xml:space="preserve">.</w:t>
+        <w:t xml:space="preserve">when the observations are sorted in increasing order.</w:t>
       </w:r>
       <w:r>
         <w:t xml:space="preserve"> </w:t>
@@ -4065,16 +4041,7 @@
         <w:t xml:space="preserve"> </w:t>
       </w:r>
       <w:r>
-        <w:t xml:space="preserve">observations is</w:t>
-      </w:r>
-      <w:r>
-        <w:t xml:space="preserve"> </w:t>
-      </w:r>
-      <w:r>
-        <w:t xml:space="preserve">[6]</w:t>
-      </w:r>
-      <w:r>
-        <w:t xml:space="preserve">:</w:t>
+        <w:t xml:space="preserve">observations is:</w:t>
       </w:r>
     </w:p>
     <w:p>
@@ -4286,12 +4253,6 @@
         </w:r>
       </w:hyperlink>
       <w:r>
-        <w:t xml:space="preserve"> </w:t>
-      </w:r>
-      <w:r>
-        <w:t xml:space="preserve">[7]</w:t>
-      </w:r>
-      <w:r>
         <w:t xml:space="preserve">:</w:t>
       </w:r>
     </w:p>
@@ -4688,16 +4649,7 @@
         </w:r>
       </w:hyperlink>
       <w:r>
-        <w:t xml:space="preserve">)</w:t>
-      </w:r>
-      <w:r>
-        <w:t xml:space="preserve"> </w:t>
-      </w:r>
-      <w:r>
-        <w:t xml:space="preserve">[8]</w:t>
-      </w:r>
-      <w:r>
-        <w:t xml:space="preserve">.</w:t>
+        <w:t xml:space="preserve">).</w:t>
       </w:r>
       <w:r>
         <w:t xml:space="preserve"> </w:t>
@@ -4927,12 +4879,6 @@
           <w:t xml:space="preserve">quartiles</w:t>
         </w:r>
       </w:hyperlink>
-      <w:r>
-        <w:t xml:space="preserve"> </w:t>
-      </w:r>
-      <w:r>
-        <w:t xml:space="preserve">[9]</w:t>
-      </w:r>
       <w:r>
         <w:t xml:space="preserve">:</w:t>
       </w:r>
@@ -7594,7 +7540,7 @@
     </w:p>
     <w:bookmarkEnd w:id="47"/>
     <w:bookmarkEnd w:id="48"/>
-    <w:bookmarkStart w:id="81" w:name="graphical-methods"/>
+    <w:bookmarkStart w:id="82" w:name="graphical-methods"/>
     <w:p>
       <w:pPr>
         <w:pStyle w:val="Heading2"/>
@@ -7688,16 +7634,7 @@
         <w:t xml:space="preserve"> </w:t>
       </w:r>
       <w:r>
-        <w:t xml:space="preserve">whose height is the number (or proportion) of observations in that interval</w:t>
-      </w:r>
-      <w:r>
-        <w:t xml:space="preserve"> </w:t>
-      </w:r>
-      <w:r>
-        <w:t xml:space="preserve">[12]</w:t>
-      </w:r>
-      <w:r>
-        <w:t xml:space="preserve">.</w:t>
+        <w:t xml:space="preserve">whose height is the number (or proportion) of observations in that interval.</w:t>
       </w:r>
     </w:p>
     <w:p>
@@ -8205,16 +8142,7 @@
         <w:t xml:space="preserve"> </w:t>
       </w:r>
       <w:r>
-        <w:t xml:space="preserve">scaled so that the area under the curve is 1</w:t>
-      </w:r>
-      <w:r>
-        <w:t xml:space="preserve"> </w:t>
-      </w:r>
-      <w:r>
-        <w:t xml:space="preserve">[13]</w:t>
-      </w:r>
-      <w:r>
-        <w:t xml:space="preserve">.</w:t>
+        <w:t xml:space="preserve">scaled so that the area under the curve is 1.</w:t>
       </w:r>
     </w:p>
     <w:p>
@@ -8566,7 +8494,7 @@
       </w:tr>
     </w:tbl>
     <w:bookmarkEnd w:id="61"/>
-    <w:bookmarkStart w:id="68" w:name="box-plots"/>
+    <w:bookmarkStart w:id="69" w:name="box-plots"/>
     <w:p>
       <w:pPr>
         <w:pStyle w:val="Heading3"/>
@@ -8575,7 +8503,7 @@
         <w:t xml:space="preserve">3.3 Box plots</w:t>
       </w:r>
     </w:p>
-    <w:bookmarkStart w:id="62" w:name="def-boxplot"/>
+    <w:bookmarkStart w:id="63" w:name="def-boxplot"/>
     <w:p>
       <w:pPr>
         <w:pStyle w:val="FirstParagraph"/>
@@ -8626,14 +8554,19 @@
         <w:t xml:space="preserve"> </w:t>
       </w:r>
       <w:r>
-        <w:t xml:space="preserve">of a continuous variable</w:t>
-      </w:r>
-      <w:r>
-        <w:t xml:space="preserve"> </w:t>
-      </w:r>
-      <w:r>
-        <w:t xml:space="preserve">[14]</w:t>
-      </w:r>
+        <w:t xml:space="preserve">of a</w:t>
+      </w:r>
+      <w:r>
+        <w:t xml:space="preserve"> </w:t>
+      </w:r>
+      <w:hyperlink r:id="rId62">
+        <w:r>
+          <w:rPr>
+            <w:rStyle w:val="Hyperlink"/>
+          </w:rPr>
+          <w:t xml:space="preserve">continuous variable</w:t>
+        </w:r>
+      </w:hyperlink>
       <w:r>
         <w:t xml:space="preserve">:</w:t>
       </w:r>
@@ -8790,8 +8723,8 @@
         <w:t xml:space="preserve">.</w:t>
       </w:r>
     </w:p>
-    <w:bookmarkEnd w:id="62"/>
-    <w:bookmarkStart w:id="63" w:name="rem-whisker-rule"/>
+    <w:bookmarkEnd w:id="63"/>
+    <w:bookmarkStart w:id="64" w:name="rem-whisker-rule"/>
     <w:p>
       <w:pPr>
         <w:pStyle w:val="BodyText"/>
@@ -8876,7 +8809,7 @@
         <w:t xml:space="preserve">such as whiskers that run to the minimum and maximum.</w:t>
       </w:r>
     </w:p>
-    <w:bookmarkEnd w:id="63"/>
+    <w:bookmarkEnd w:id="64"/>
     <w:tbl>
       <w:tblPr>
         <w:tblStyle w:val="Table"/>
@@ -8890,7 +8823,7 @@
       <w:tr>
         <w:tc>
           <w:tcPr/>
-          <w:bookmarkStart w:id="67" w:name="fig-box-chol"/>
+          <w:bookmarkStart w:id="68" w:name="fig-box-chol"/>
           <w:p>
             <w:pPr>
               <w:pStyle w:val="SourceCode"/>
@@ -9167,18 +9100,18 @@
                 <wp:inline>
                   <wp:extent cx="4620126" cy="3696101"/>
                   <wp:effectExtent b="0" l="0" r="0" t="0"/>
-                  <wp:docPr descr="" title="" id="65" name="Picture"/>
+                  <wp:docPr descr="" title="" id="66" name="Picture"/>
                   <a:graphic>
                     <a:graphicData uri="http://schemas.openxmlformats.org/drawingml/2006/picture">
                       <pic:pic>
                         <pic:nvPicPr>
-                          <pic:cNvPr descr="exploratory-descriptive_files/figure-docx/unnamed-chunk-10-1.png" id="66" name="Picture"/>
+                          <pic:cNvPr descr="exploratory-descriptive_files/figure-docx/unnamed-chunk-10-1.png" id="67" name="Picture"/>
                           <pic:cNvPicPr>
                             <a:picLocks noChangeArrowheads="1" noChangeAspect="1"/>
                           </pic:cNvPicPr>
                         </pic:nvPicPr>
                         <pic:blipFill>
-                          <a:blip r:embed="rId64"/>
+                          <a:blip r:embed="rId65"/>
                           <a:stretch>
                             <a:fillRect/>
                           </a:stretch>
@@ -9218,12 +9151,12 @@
               <w:t xml:space="preserve">Figure 3: Box plot of total cholesterol in the WCGS dataset</w:t>
             </w:r>
           </w:p>
-          <w:bookmarkEnd w:id="67"/>
+          <w:bookmarkEnd w:id="68"/>
         </w:tc>
       </w:tr>
     </w:tbl>
-    <w:bookmarkEnd w:id="68"/>
-    <w:bookmarkStart w:id="74" w:name="bar-charts"/>
+    <w:bookmarkEnd w:id="69"/>
+    <w:bookmarkStart w:id="75" w:name="bar-charts"/>
     <w:p>
       <w:pPr>
         <w:pStyle w:val="Heading3"/>
@@ -9232,7 +9165,7 @@
         <w:t xml:space="preserve">3.4 Bar charts</w:t>
       </w:r>
     </w:p>
-    <w:bookmarkStart w:id="69" w:name="def-bar-chart"/>
+    <w:bookmarkStart w:id="70" w:name="def-bar-chart"/>
     <w:p>
       <w:pPr>
         <w:pStyle w:val="FirstParagraph"/>
@@ -9276,16 +9209,7 @@
         <w:t xml:space="preserve"> </w:t>
       </w:r>
       <w:r>
-        <w:t xml:space="preserve">as one bar per category</w:t>
-      </w:r>
-      <w:r>
-        <w:t xml:space="preserve"> </w:t>
-      </w:r>
-      <w:r>
-        <w:t xml:space="preserve">[15]</w:t>
-      </w:r>
-      <w:r>
-        <w:t xml:space="preserve">.</w:t>
+        <w:t xml:space="preserve">as one bar per category.</w:t>
       </w:r>
     </w:p>
     <w:p>
@@ -9305,7 +9229,7 @@
         <w:t xml:space="preserve">.</w:t>
       </w:r>
     </w:p>
-    <w:bookmarkEnd w:id="69"/>
+    <w:bookmarkEnd w:id="70"/>
     <w:tbl>
       <w:tblPr>
         <w:tblStyle w:val="Table"/>
@@ -9319,7 +9243,7 @@
       <w:tr>
         <w:tc>
           <w:tcPr/>
-          <w:bookmarkStart w:id="73" w:name="fig-bar-behpat"/>
+          <w:bookmarkStart w:id="74" w:name="fig-bar-behpat"/>
           <w:p>
             <w:pPr>
               <w:pStyle w:val="SourceCode"/>
@@ -9557,18 +9481,18 @@
                 <wp:inline>
                   <wp:extent cx="4620126" cy="3696101"/>
                   <wp:effectExtent b="0" l="0" r="0" t="0"/>
-                  <wp:docPr descr="" title="" id="71" name="Picture"/>
+                  <wp:docPr descr="" title="" id="72" name="Picture"/>
                   <a:graphic>
                     <a:graphicData uri="http://schemas.openxmlformats.org/drawingml/2006/picture">
                       <pic:pic>
                         <pic:nvPicPr>
-                          <pic:cNvPr descr="exploratory-descriptive_files/figure-docx/unnamed-chunk-11-1.png" id="72" name="Picture"/>
+                          <pic:cNvPr descr="exploratory-descriptive_files/figure-docx/unnamed-chunk-11-1.png" id="73" name="Picture"/>
                           <pic:cNvPicPr>
                             <a:picLocks noChangeArrowheads="1" noChangeAspect="1"/>
                           </pic:cNvPicPr>
                         </pic:nvPicPr>
                         <pic:blipFill>
-                          <a:blip r:embed="rId70"/>
+                          <a:blip r:embed="rId71"/>
                           <a:stretch>
                             <a:fillRect/>
                           </a:stretch>
@@ -9608,12 +9532,12 @@
               <w:t xml:space="preserve">Figure 4: Bar chart of behavioral pattern in the WCGS dataset</w:t>
             </w:r>
           </w:p>
-          <w:bookmarkEnd w:id="73"/>
+          <w:bookmarkEnd w:id="74"/>
         </w:tc>
       </w:tr>
     </w:tbl>
-    <w:bookmarkEnd w:id="74"/>
-    <w:bookmarkStart w:id="80" w:name="normal-quantile-quantile-plots"/>
+    <w:bookmarkEnd w:id="75"/>
+    <w:bookmarkStart w:id="81" w:name="normal-quantile-quantile-plots"/>
     <w:p>
       <w:pPr>
         <w:pStyle w:val="Heading3"/>
@@ -9622,7 +9546,7 @@
         <w:t xml:space="preserve">3.5 Normal quantile-quantile plots</w:t>
       </w:r>
     </w:p>
-    <w:bookmarkStart w:id="75" w:name="def-qq-plot"/>
+    <w:bookmarkStart w:id="76" w:name="def-qq-plot"/>
     <w:p>
       <w:pPr>
         <w:pStyle w:val="FirstParagraph"/>
@@ -9677,16 +9601,7 @@
         <w:t xml:space="preserve"> </w:t>
       </w:r>
       <w:r>
-        <w:t xml:space="preserve">against the corresponding quantiles of a standard Gaussian distribution</w:t>
-      </w:r>
-      <w:r>
-        <w:t xml:space="preserve"> </w:t>
-      </w:r>
-      <w:r>
-        <w:t xml:space="preserve">[16]</w:t>
-      </w:r>
-      <w:r>
-        <w:t xml:space="preserve">.</w:t>
+        <w:t xml:space="preserve">against the corresponding quantiles of a standard Gaussian distribution.</w:t>
       </w:r>
       <w:r>
         <w:t xml:space="preserve"> </w:t>
@@ -9718,7 +9633,7 @@
         <w:t xml:space="preserve">.</w:t>
       </w:r>
     </w:p>
-    <w:bookmarkEnd w:id="75"/>
+    <w:bookmarkEnd w:id="76"/>
     <w:tbl>
       <w:tblPr>
         <w:tblStyle w:val="Table"/>
@@ -9732,7 +9647,7 @@
       <w:tr>
         <w:tc>
           <w:tcPr/>
-          <w:bookmarkStart w:id="79" w:name="fig-qq-chol"/>
+          <w:bookmarkStart w:id="80" w:name="fig-qq-chol"/>
           <w:p>
             <w:pPr>
               <w:pStyle w:val="SourceCode"/>
@@ -10003,18 +9918,18 @@
                 <wp:inline>
                   <wp:extent cx="4620126" cy="3696101"/>
                   <wp:effectExtent b="0" l="0" r="0" t="0"/>
-                  <wp:docPr descr="" title="" id="77" name="Picture"/>
+                  <wp:docPr descr="" title="" id="78" name="Picture"/>
                   <a:graphic>
                     <a:graphicData uri="http://schemas.openxmlformats.org/drawingml/2006/picture">
                       <pic:pic>
                         <pic:nvPicPr>
-                          <pic:cNvPr descr="exploratory-descriptive_files/figure-docx/unnamed-chunk-12-1.png" id="78" name="Picture"/>
+                          <pic:cNvPr descr="exploratory-descriptive_files/figure-docx/unnamed-chunk-12-1.png" id="79" name="Picture"/>
                           <pic:cNvPicPr>
                             <a:picLocks noChangeArrowheads="1" noChangeAspect="1"/>
                           </pic:cNvPicPr>
                         </pic:nvPicPr>
                         <pic:blipFill>
-                          <a:blip r:embed="rId76"/>
+                          <a:blip r:embed="rId77"/>
                           <a:stretch>
                             <a:fillRect/>
                           </a:stretch>
@@ -10054,7 +9969,7 @@
               <w:t xml:space="preserve">Figure 5: Normal Q-Q plot for total cholesterol in the WCGS dataset</w:t>
             </w:r>
           </w:p>
-          <w:bookmarkEnd w:id="79"/>
+          <w:bookmarkEnd w:id="80"/>
         </w:tc>
       </w:tr>
     </w:tbl>
@@ -10172,9 +10087,9 @@
         <w:t xml:space="preserve">covers boxplots.</w:t>
       </w:r>
     </w:p>
-    <w:bookmarkEnd w:id="80"/>
     <w:bookmarkEnd w:id="81"/>
-    <w:bookmarkStart w:id="110" w:name="bivariate-relationships"/>
+    <w:bookmarkEnd w:id="82"/>
+    <w:bookmarkStart w:id="112" w:name="bivariate-relationships"/>
     <w:p>
       <w:pPr>
         <w:pStyle w:val="Heading2"/>
@@ -10183,7 +10098,7 @@
         <w:t xml:space="preserve">4 Bivariate relationships</w:t>
       </w:r>
     </w:p>
-    <w:bookmarkStart w:id="95" w:name="two-continuous-variables"/>
+    <w:bookmarkStart w:id="96" w:name="two-continuous-variables"/>
     <w:p>
       <w:pPr>
         <w:pStyle w:val="Heading3"/>
@@ -10192,7 +10107,7 @@
         <w:t xml:space="preserve">4.1 Two continuous variables</w:t>
       </w:r>
     </w:p>
-    <w:bookmarkStart w:id="82" w:name="def-scatterplot"/>
+    <w:bookmarkStart w:id="83" w:name="def-scatterplot"/>
     <w:p>
       <w:pPr>
         <w:pStyle w:val="FirstParagraph"/>
@@ -10236,16 +10151,7 @@
         <w:t xml:space="preserve"> </w:t>
       </w:r>
       <w:r>
-        <w:t xml:space="preserve">with one variable on each axis</w:t>
-      </w:r>
-      <w:r>
-        <w:t xml:space="preserve"> </w:t>
-      </w:r>
-      <w:r>
-        <w:t xml:space="preserve">[17]</w:t>
-      </w:r>
-      <w:r>
-        <w:t xml:space="preserve">.</w:t>
+        <w:t xml:space="preserve">with one variable on each axis.</w:t>
       </w:r>
     </w:p>
     <w:p>
@@ -10265,7 +10171,7 @@
         <w:t xml:space="preserve">.</w:t>
       </w:r>
     </w:p>
-    <w:bookmarkEnd w:id="82"/>
+    <w:bookmarkEnd w:id="83"/>
     <w:tbl>
       <w:tblPr>
         <w:tblStyle w:val="Table"/>
@@ -10279,7 +10185,7 @@
       <w:tr>
         <w:tc>
           <w:tcPr/>
-          <w:bookmarkStart w:id="86" w:name="fig-scatter-chol-sbp"/>
+          <w:bookmarkStart w:id="87" w:name="fig-scatter-chol-sbp"/>
           <w:p>
             <w:pPr>
               <w:pStyle w:val="SourceCode"/>
@@ -10634,18 +10540,18 @@
                 <wp:inline>
                   <wp:extent cx="4620126" cy="3696101"/>
                   <wp:effectExtent b="0" l="0" r="0" t="0"/>
-                  <wp:docPr descr="" title="" id="84" name="Picture"/>
+                  <wp:docPr descr="" title="" id="85" name="Picture"/>
                   <a:graphic>
                     <a:graphicData uri="http://schemas.openxmlformats.org/drawingml/2006/picture">
                       <pic:pic>
                         <pic:nvPicPr>
-                          <pic:cNvPr descr="exploratory-descriptive_files/figure-docx/unnamed-chunk-13-1.png" id="85" name="Picture"/>
+                          <pic:cNvPr descr="exploratory-descriptive_files/figure-docx/unnamed-chunk-13-1.png" id="86" name="Picture"/>
                           <pic:cNvPicPr>
                             <a:picLocks noChangeArrowheads="1" noChangeAspect="1"/>
                           </pic:cNvPicPr>
                         </pic:nvPicPr>
                         <pic:blipFill>
-                          <a:blip r:embed="rId83"/>
+                          <a:blip r:embed="rId84"/>
                           <a:stretch>
                             <a:fillRect/>
                           </a:stretch>
@@ -10691,11 +10597,11 @@
               <w:t xml:space="preserve">with a least-squares line</w:t>
             </w:r>
           </w:p>
-          <w:bookmarkEnd w:id="86"/>
+          <w:bookmarkEnd w:id="87"/>
         </w:tc>
       </w:tr>
     </w:tbl>
-    <w:bookmarkStart w:id="87" w:name="def-pearson-r"/>
+    <w:bookmarkStart w:id="88" w:name="def-pearson-r"/>
     <w:p>
       <w:pPr>
         <w:pStyle w:val="BodyText"/>
@@ -10854,16 +10760,7 @@
         <w:t xml:space="preserve"> </w:t>
       </w:r>
       <w:r>
-        <w:t xml:space="preserve">is</w:t>
-      </w:r>
-      <w:r>
-        <w:t xml:space="preserve"> </w:t>
-      </w:r>
-      <w:r>
-        <w:t xml:space="preserve">[18]</w:t>
-      </w:r>
-      <w:r>
-        <w:t xml:space="preserve">:</w:t>
+        <w:t xml:space="preserve">is:</w:t>
       </w:r>
     </w:p>
     <w:p>
@@ -11221,8 +11118,8 @@
         <w:t xml:space="preserve">.</w:t>
       </w:r>
     </w:p>
-    <w:bookmarkEnd w:id="87"/>
-    <w:bookmarkStart w:id="89" w:name="rem-pearson-r-estimates-population"/>
+    <w:bookmarkEnd w:id="88"/>
+    <w:bookmarkStart w:id="90" w:name="rem-pearson-r-estimates-population"/>
     <w:p>
       <w:pPr>
         <w:pStyle w:val="BodyText"/>
@@ -11243,7 +11140,7 @@
       <w:r>
         <w:t xml:space="preserve"> </w:t>
       </w:r>
-      <w:hyperlink r:id="rId88">
+      <w:hyperlink r:id="rId89">
         <w:r>
           <w:rPr>
             <w:rStyle w:val="Hyperlink"/>
@@ -11255,8 +11152,8 @@
         <w:t xml:space="preserve">.</w:t>
       </w:r>
     </w:p>
-    <w:bookmarkEnd w:id="89"/>
-    <w:bookmarkStart w:id="90" w:name="thm-pearson-r-range"/>
+    <w:bookmarkEnd w:id="90"/>
+    <w:bookmarkStart w:id="91" w:name="thm-pearson-r-range"/>
     <w:p>
       <w:pPr>
         <w:pStyle w:val="BodyText"/>
@@ -11427,7 +11324,7 @@
         <w:t xml:space="preserve">if and only if they lie on a straight line with negative slope.</w:t>
       </w:r>
     </w:p>
-    <w:bookmarkEnd w:id="90"/>
+    <w:bookmarkEnd w:id="91"/>
     <w:p>
       <w:pPr>
         <w:pStyle w:val="BodyText"/>
@@ -12571,7 +12468,7 @@
         <w:t xml:space="preserve">.</w:t>
       </w:r>
     </w:p>
-    <w:bookmarkStart w:id="91" w:name="exm-pearson-r"/>
+    <w:bookmarkStart w:id="92" w:name="exm-pearson-r"/>
     <w:p>
       <w:pPr>
         <w:pStyle w:val="BodyText"/>
@@ -12710,7 +12607,7 @@
         <w:t xml:space="preserve">.</w:t>
       </w:r>
     </w:p>
-    <w:bookmarkEnd w:id="91"/>
+    <w:bookmarkEnd w:id="92"/>
     <w:tbl>
       <w:tblPr>
         <w:tblStyle w:val="Table"/>
@@ -12752,18 +12649,18 @@
                 <wp:inline>
                   <wp:extent cx="152400" cy="152400"/>
                   <wp:effectExtent b="0" l="0" r="0" t="0"/>
-                  <wp:docPr descr="" title="" id="93" name="Picture"/>
+                  <wp:docPr descr="" title="" id="94" name="Picture"/>
                   <a:graphic>
                     <a:graphicData uri="http://schemas.openxmlformats.org/drawingml/2006/picture">
                       <pic:pic>
                         <pic:nvPicPr>
-                          <pic:cNvPr descr="/opt/quarto/share/formats/docx/caution.png" id="94" name="Picture"/>
+                          <pic:cNvPr descr="/opt/quarto/share/formats/docx/caution.png" id="95" name="Picture"/>
                           <pic:cNvPicPr>
                             <a:picLocks noChangeArrowheads="1" noChangeAspect="1"/>
                           </pic:cNvPicPr>
                         </pic:nvPicPr>
                         <pic:blipFill>
-                          <a:blip r:embed="rId92"/>
+                          <a:blip r:embed="rId93"/>
                           <a:stretch>
                             <a:fillRect/>
                           </a:stretch>
@@ -13033,8 +12930,8 @@
         <w:t xml:space="preserve">covers scatterplots.</w:t>
       </w:r>
     </w:p>
-    <w:bookmarkEnd w:id="95"/>
-    <w:bookmarkStart w:id="105" w:name="X276b94a7d03810956e9ce51874e5dad5aed6d75"/>
+    <w:bookmarkEnd w:id="96"/>
+    <w:bookmarkStart w:id="106" w:name="X276b94a7d03810956e9ce51874e5dad5aed6d75"/>
     <w:p>
       <w:pPr>
         <w:pStyle w:val="Heading3"/>
@@ -13121,7 +13018,7 @@
       <w:tr>
         <w:tc>
           <w:tcPr/>
-          <w:bookmarkStart w:id="99" w:name="fig-box-chol-by-smoke"/>
+          <w:bookmarkStart w:id="100" w:name="fig-box-chol-by-smoke"/>
           <w:p>
             <w:pPr>
               <w:pStyle w:val="SourceCode"/>
@@ -13416,18 +13313,18 @@
                 <wp:inline>
                   <wp:extent cx="4620126" cy="3696101"/>
                   <wp:effectExtent b="0" l="0" r="0" t="0"/>
-                  <wp:docPr descr="" title="" id="97" name="Picture"/>
+                  <wp:docPr descr="" title="" id="98" name="Picture"/>
                   <a:graphic>
                     <a:graphicData uri="http://schemas.openxmlformats.org/drawingml/2006/picture">
                       <pic:pic>
                         <pic:nvPicPr>
-                          <pic:cNvPr descr="exploratory-descriptive_files/figure-docx/unnamed-chunk-14-1.png" id="98" name="Picture"/>
+                          <pic:cNvPr descr="exploratory-descriptive_files/figure-docx/unnamed-chunk-14-1.png" id="99" name="Picture"/>
                           <pic:cNvPicPr>
                             <a:picLocks noChangeArrowheads="1" noChangeAspect="1"/>
                           </pic:cNvPicPr>
                         </pic:nvPicPr>
                         <pic:blipFill>
-                          <a:blip r:embed="rId96"/>
+                          <a:blip r:embed="rId97"/>
                           <a:stretch>
                             <a:fillRect/>
                           </a:stretch>
@@ -13467,7 +13364,7 @@
               <w:t xml:space="preserve">Figure 7: Box plots of cholesterol by smoking status in the WCGS dataset</w:t>
             </w:r>
           </w:p>
-          <w:bookmarkEnd w:id="99"/>
+          <w:bookmarkEnd w:id="100"/>
         </w:tc>
       </w:tr>
     </w:tbl>
@@ -13485,7 +13382,7 @@
       <w:tr>
         <w:tc>
           <w:tcPr/>
-          <w:bookmarkStart w:id="103" w:name="fig-box-chol-by-behpat"/>
+          <w:bookmarkStart w:id="104" w:name="fig-box-chol-by-behpat"/>
           <w:p>
             <w:pPr>
               <w:pStyle w:val="SourceCode"/>
@@ -13780,18 +13677,18 @@
                 <wp:inline>
                   <wp:extent cx="4620126" cy="3696101"/>
                   <wp:effectExtent b="0" l="0" r="0" t="0"/>
-                  <wp:docPr descr="" title="" id="101" name="Picture"/>
+                  <wp:docPr descr="" title="" id="102" name="Picture"/>
                   <a:graphic>
                     <a:graphicData uri="http://schemas.openxmlformats.org/drawingml/2006/picture">
                       <pic:pic>
                         <pic:nvPicPr>
-                          <pic:cNvPr descr="exploratory-descriptive_files/figure-docx/unnamed-chunk-15-1.png" id="102" name="Picture"/>
+                          <pic:cNvPr descr="exploratory-descriptive_files/figure-docx/unnamed-chunk-15-1.png" id="103" name="Picture"/>
                           <pic:cNvPicPr>
                             <a:picLocks noChangeArrowheads="1" noChangeAspect="1"/>
                           </pic:cNvPicPr>
                         </pic:nvPicPr>
                         <pic:blipFill>
-                          <a:blip r:embed="rId100"/>
+                          <a:blip r:embed="rId101"/>
                           <a:stretch>
                             <a:fillRect/>
                           </a:stretch>
@@ -13831,7 +13728,7 @@
               <w:t xml:space="preserve">Figure 8: Box plots of cholesterol by behavioral pattern in the WCGS dataset</w:t>
             </w:r>
           </w:p>
-          <w:bookmarkEnd w:id="103"/>
+          <w:bookmarkEnd w:id="104"/>
         </w:tc>
       </w:tr>
     </w:tbl>
@@ -13867,7 +13764,7 @@
       <w:tr>
         <w:tc>
           <w:tcPr/>
-          <w:bookmarkStart w:id="104" w:name="tbl-chol-by-chd"/>
+          <w:bookmarkStart w:id="105" w:name="tbl-chol-by-chd"/>
           <w:p>
             <w:pPr>
               <w:jc w:val="center"/>
@@ -14808,12 +14705,12 @@
               </w:tc>
             </w:tr>
           </w:tbl>
-          <w:bookmarkEnd w:id="104"/>
+          <w:bookmarkEnd w:id="105"/>
         </w:tc>
       </w:tr>
     </w:tbl>
-    <w:bookmarkEnd w:id="105"/>
-    <w:bookmarkStart w:id="109" w:name="two-categorical-variables"/>
+    <w:bookmarkEnd w:id="106"/>
+    <w:bookmarkStart w:id="111" w:name="two-categorical-variables"/>
     <w:p>
       <w:pPr>
         <w:pStyle w:val="Heading3"/>
@@ -14822,7 +14719,7 @@
         <w:t xml:space="preserve">4.3 Two categorical variables</w:t>
       </w:r>
     </w:p>
-    <w:bookmarkStart w:id="106" w:name="def-contingency-table"/>
+    <w:bookmarkStart w:id="108" w:name="def-contingency-table"/>
     <w:p>
       <w:pPr>
         <w:pStyle w:val="FirstParagraph"/>
@@ -14873,14 +14770,19 @@
         <w:t xml:space="preserve"> </w:t>
       </w:r>
       <w:r>
-        <w:t xml:space="preserve">the joint frequencies of two categorical variables</w:t>
-      </w:r>
-      <w:r>
-        <w:t xml:space="preserve"> </w:t>
-      </w:r>
-      <w:r>
-        <w:t xml:space="preserve">[19]</w:t>
-      </w:r>
+        <w:t xml:space="preserve">the joint frequencies of two</w:t>
+      </w:r>
+      <w:r>
+        <w:t xml:space="preserve"> </w:t>
+      </w:r>
+      <w:hyperlink r:id="rId107">
+        <w:r>
+          <w:rPr>
+            <w:rStyle w:val="Hyperlink"/>
+          </w:rPr>
+          <w:t xml:space="preserve">categorical variables</w:t>
+        </w:r>
+      </w:hyperlink>
       <w:r>
         <w:t xml:space="preserve">:</w:t>
       </w:r>
@@ -15277,8 +15179,8 @@
         <w:t xml:space="preserve">.</w:t>
       </w:r>
     </w:p>
-    <w:bookmarkEnd w:id="106"/>
-    <w:bookmarkStart w:id="108" w:name="exm-contingency-table"/>
+    <w:bookmarkEnd w:id="108"/>
+    <w:bookmarkStart w:id="110" w:name="exm-contingency-table"/>
     <w:p>
       <w:pPr>
         <w:pStyle w:val="BodyText"/>
@@ -15602,7 +15504,7 @@
       <w:tr>
         <w:tc>
           <w:tcPr/>
-          <w:bookmarkStart w:id="107" w:name="tbl-gtsummary-smoke-chd"/>
+          <w:bookmarkStart w:id="109" w:name="tbl-gtsummary-smoke-chd"/>
           <w:p>
             <w:pPr>
               <w:jc w:val="center"/>
@@ -16075,14 +15977,14 @@
               </w:tc>
             </w:tr>
           </w:tbl>
-          <w:bookmarkEnd w:id="107"/>
+          <w:bookmarkEnd w:id="109"/>
         </w:tc>
       </w:tr>
     </w:tbl>
-    <w:bookmarkEnd w:id="108"/>
-    <w:bookmarkEnd w:id="109"/>
     <w:bookmarkEnd w:id="110"/>
-    <w:bookmarkStart w:id="132" w:name="data-transformations"/>
+    <w:bookmarkEnd w:id="111"/>
+    <w:bookmarkEnd w:id="112"/>
+    <w:bookmarkStart w:id="134" w:name="data-transformations"/>
     <w:p>
       <w:pPr>
         <w:pStyle w:val="Heading2"/>
@@ -16391,7 +16293,7 @@
         <w:t xml:space="preserve">.</w:t>
       </w:r>
     </w:p>
-    <w:bookmarkStart w:id="119" w:name="fig-hist-sbp-log"/>
+    <w:bookmarkStart w:id="121" w:name="fig-hist-sbp-log"/>
     <w:tbl>
       <w:tblPr>
         <w:tblStyle w:val="Table"/>
@@ -16419,7 +16321,7 @@
             <w:tr>
               <w:tc>
                 <w:tcPr/>
-                <w:bookmarkStart w:id="114" w:name="fig-hist-sbp-raw"/>
+                <w:bookmarkStart w:id="116" w:name="fig-hist-sbp-raw"/>
                 <w:p>
                   <w:pPr>
                     <w:pStyle w:val="SourceCode"/>
@@ -16707,18 +16609,18 @@
                       <wp:inline>
                         <wp:extent cx="2971800" cy="2377440"/>
                         <wp:effectExtent b="0" l="0" r="0" t="0"/>
-                        <wp:docPr descr="" title="" id="112" name="Picture"/>
+                        <wp:docPr descr="" title="" id="114" name="Picture"/>
                         <a:graphic>
                           <a:graphicData uri="http://schemas.openxmlformats.org/drawingml/2006/picture">
                             <pic:pic>
                               <pic:nvPicPr>
-                                <pic:cNvPr descr="exploratory-descriptive_files/figure-docx/unnamed-chunk-18-1.png" id="113" name="Picture"/>
+                                <pic:cNvPr descr="exploratory-descriptive_files/figure-docx/unnamed-chunk-18-1.png" id="115" name="Picture"/>
                                 <pic:cNvPicPr>
                                   <a:picLocks noChangeArrowheads="1" noChangeAspect="1"/>
                                 </pic:cNvPicPr>
                               </pic:nvPicPr>
                               <pic:blipFill>
-                                <a:blip r:embed="rId111"/>
+                                <a:blip r:embed="rId113"/>
                                 <a:stretch>
                                   <a:fillRect/>
                                 </a:stretch>
@@ -16759,7 +16661,7 @@
                     <w:t xml:space="preserve">(a) Raw scale</w:t>
                   </w:r>
                 </w:p>
-                <w:bookmarkEnd w:id="114"/>
+                <w:bookmarkEnd w:id="116"/>
               </w:tc>
             </w:tr>
           </w:tbl>
@@ -16809,7 +16711,7 @@
             <w:tr>
               <w:tc>
                 <w:tcPr/>
-                <w:bookmarkStart w:id="118" w:name="fig-hist-sbp-logscale"/>
+                <w:bookmarkStart w:id="120" w:name="fig-hist-sbp-logscale"/>
                 <w:p>
                   <w:pPr>
                     <w:pStyle w:val="SourceCode"/>
@@ -17190,18 +17092,18 @@
                       <wp:inline>
                         <wp:extent cx="2971800" cy="2377440"/>
                         <wp:effectExtent b="0" l="0" r="0" t="0"/>
-                        <wp:docPr descr="" title="" id="116" name="Picture"/>
+                        <wp:docPr descr="" title="" id="118" name="Picture"/>
                         <a:graphic>
                           <a:graphicData uri="http://schemas.openxmlformats.org/drawingml/2006/picture">
                             <pic:pic>
                               <pic:nvPicPr>
-                                <pic:cNvPr descr="exploratory-descriptive_files/figure-docx/unnamed-chunk-19-1.png" id="117" name="Picture"/>
+                                <pic:cNvPr descr="exploratory-descriptive_files/figure-docx/unnamed-chunk-19-1.png" id="119" name="Picture"/>
                                 <pic:cNvPicPr>
                                   <a:picLocks noChangeArrowheads="1" noChangeAspect="1"/>
                                 </pic:cNvPicPr>
                               </pic:nvPicPr>
                               <pic:blipFill>
-                                <a:blip r:embed="rId115"/>
+                                <a:blip r:embed="rId117"/>
                                 <a:stretch>
                                   <a:fillRect/>
                                 </a:stretch>
@@ -17242,7 +17144,7 @@
                     <w:t xml:space="preserve">(b) Log scale</w:t>
                   </w:r>
                 </w:p>
-                <w:bookmarkEnd w:id="118"/>
+                <w:bookmarkEnd w:id="120"/>
               </w:tc>
             </w:tr>
           </w:tbl>
@@ -17292,7 +17194,7 @@
         <w:t xml:space="preserve">.</w:t>
       </w:r>
     </w:p>
-    <w:bookmarkEnd w:id="119"/>
+    <w:bookmarkEnd w:id="121"/>
     <w:p>
       <w:pPr>
         <w:pStyle w:val="SourceCode"/>
@@ -17681,7 +17583,7 @@
         <w:t xml:space="preserve">the assumptions of that model and on the scientific question.</w:t>
       </w:r>
     </w:p>
-    <w:bookmarkStart w:id="131" w:name="sec-rescaling"/>
+    <w:bookmarkStart w:id="133" w:name="sec-rescaling"/>
     <w:p>
       <w:pPr>
         <w:pStyle w:val="Heading3"/>
@@ -17690,7 +17592,7 @@
         <w:t xml:space="preserve">5.1 Rescaling a variable</w:t>
       </w:r>
     </w:p>
-    <w:bookmarkStart w:id="120" w:name="exr-standardize"/>
+    <w:bookmarkStart w:id="122" w:name="exr-standardize"/>
     <w:p>
       <w:pPr>
         <w:pStyle w:val="FirstParagraph"/>
@@ -17799,8 +17701,8 @@
         <w:t xml:space="preserve">What are the units of your answer to part 2?</w:t>
       </w:r>
     </w:p>
-    <w:bookmarkEnd w:id="120"/>
-    <w:bookmarkStart w:id="121" w:name="sol-standardize"/>
+    <w:bookmarkEnd w:id="122"/>
+    <w:bookmarkStart w:id="123" w:name="sol-standardize"/>
     <w:p>
       <w:pPr>
         <w:pStyle w:val="FirstParagraph"/>
@@ -18184,8 +18086,8 @@
         <w:t xml:space="preserve">so the answer has no units.</w:t>
       </w:r>
     </w:p>
-    <w:bookmarkEnd w:id="121"/>
-    <w:bookmarkStart w:id="122" w:name="def-standardization"/>
+    <w:bookmarkEnd w:id="123"/>
+    <w:bookmarkStart w:id="124" w:name="def-standardization"/>
     <w:p>
       <w:pPr>
         <w:pStyle w:val="FirstParagraph"/>
@@ -18392,12 +18294,6 @@
       </w:r>
       <w:r>
         <w:t xml:space="preserve">is</w:t>
-      </w:r>
-      <w:r>
-        <w:t xml:space="preserve"> </w:t>
-      </w:r>
-      <w:r>
-        <w:t xml:space="preserve">[20]</w:t>
       </w:r>
     </w:p>
     <w:p>
@@ -18500,8 +18396,8 @@
         <w:t xml:space="preserve">.</w:t>
       </w:r>
     </w:p>
-    <w:bookmarkEnd w:id="122"/>
-    <w:bookmarkStart w:id="123" w:name="rem-source-standardization"/>
+    <w:bookmarkEnd w:id="124"/>
+    <w:bookmarkStart w:id="125" w:name="rem-source-standardization"/>
     <w:p>
       <w:pPr>
         <w:pStyle w:val="BodyText"/>
@@ -18550,8 +18446,8 @@
         <w:t xml:space="preserve">.</w:t>
       </w:r>
     </w:p>
-    <w:bookmarkEnd w:id="123"/>
-    <w:bookmarkStart w:id="124" w:name="rem-standardization-units"/>
+    <w:bookmarkEnd w:id="125"/>
+    <w:bookmarkStart w:id="126" w:name="rem-standardization-units"/>
     <w:p>
       <w:pPr>
         <w:pStyle w:val="BodyText"/>
@@ -18626,8 +18522,8 @@
         <w:t xml:space="preserve">both become unitless numbers of standard deviations.</w:t>
       </w:r>
     </w:p>
-    <w:bookmarkEnd w:id="124"/>
-    <w:bookmarkStart w:id="125" w:name="thm-standardized-mean-sd"/>
+    <w:bookmarkEnd w:id="126"/>
+    <w:bookmarkStart w:id="127" w:name="thm-standardized-mean-sd"/>
     <w:p>
       <w:pPr>
         <w:pStyle w:val="BodyText"/>
@@ -18784,7 +18680,7 @@
         <w:t xml:space="preserve">.</w:t>
       </w:r>
     </w:p>
-    <w:bookmarkEnd w:id="125"/>
+    <w:bookmarkEnd w:id="127"/>
     <w:p>
       <w:pPr>
         <w:pStyle w:val="BodyText"/>
@@ -19497,7 +19393,7 @@
         <w:t xml:space="preserve">.</w:t>
       </w:r>
     </w:p>
-    <w:bookmarkStart w:id="126" w:name="rem-source-standardized-mean-sd"/>
+    <w:bookmarkStart w:id="128" w:name="rem-source-standardized-mean-sd"/>
     <w:p>
       <w:pPr>
         <w:pStyle w:val="BodyText"/>
@@ -19531,8 +19427,8 @@
         <w:t xml:space="preserve">the proof is the elementary calculation.</w:t>
       </w:r>
     </w:p>
-    <w:bookmarkEnd w:id="126"/>
-    <w:bookmarkStart w:id="127" w:name="exm-scale-wcgs"/>
+    <w:bookmarkEnd w:id="128"/>
+    <w:bookmarkStart w:id="129" w:name="exm-scale-wcgs"/>
     <w:p>
       <w:pPr>
         <w:pStyle w:val="BodyText"/>
@@ -19810,8 +19706,8 @@
         <w:t xml:space="preserve">is needed because 12 of the cholesterol values are missing.</w:t>
       </w:r>
     </w:p>
-    <w:bookmarkEnd w:id="127"/>
-    <w:bookmarkStart w:id="128" w:name="def-min-max-scaling"/>
+    <w:bookmarkEnd w:id="129"/>
+    <w:bookmarkStart w:id="130" w:name="def-min-max-scaling"/>
     <w:p>
       <w:pPr>
         <w:pStyle w:val="BodyText"/>
@@ -20002,12 +19898,6 @@
       </w:r>
       <w:r>
         <w:t xml:space="preserve">is</w:t>
-      </w:r>
-      <w:r>
-        <w:t xml:space="preserve"> </w:t>
-      </w:r>
-      <w:r>
-        <w:t xml:space="preserve">[23]</w:t>
       </w:r>
     </w:p>
     <w:p>
@@ -20126,8 +20016,8 @@
         <w:t xml:space="preserve">.</w:t>
       </w:r>
     </w:p>
-    <w:bookmarkEnd w:id="128"/>
-    <w:bookmarkStart w:id="129" w:name="rem-min-max-outliers"/>
+    <w:bookmarkEnd w:id="130"/>
+    <w:bookmarkStart w:id="131" w:name="rem-min-max-outliers"/>
     <w:p>
       <w:pPr>
         <w:pStyle w:val="BodyText"/>
@@ -20333,8 +20223,8 @@
         <w:t xml:space="preserve">.</w:t>
       </w:r>
     </w:p>
-    <w:bookmarkEnd w:id="129"/>
-    <w:bookmarkStart w:id="130" w:name="exm-min-max-wcgs"/>
+    <w:bookmarkEnd w:id="131"/>
+    <w:bookmarkStart w:id="132" w:name="exm-min-max-wcgs"/>
     <w:p>
       <w:pPr>
         <w:pStyle w:val="BodyText"/>
@@ -20573,10 +20463,10 @@
         <w:t xml:space="preserve">but have no units.</w:t>
       </w:r>
     </w:p>
-    <w:bookmarkEnd w:id="130"/>
-    <w:bookmarkEnd w:id="131"/>
     <w:bookmarkEnd w:id="132"/>
-    <w:bookmarkStart w:id="134" w:name="an-exploratory-data-analysis-workflow"/>
+    <w:bookmarkEnd w:id="133"/>
+    <w:bookmarkEnd w:id="134"/>
+    <w:bookmarkStart w:id="136" w:name="an-exploratory-data-analysis-workflow"/>
     <w:p>
       <w:pPr>
         <w:pStyle w:val="Heading2"/>
@@ -20804,7 +20694,7 @@
       <w:tr>
         <w:tc>
           <w:tcPr/>
-          <w:bookmarkStart w:id="133" w:name="tbl-wcgs-all-summary"/>
+          <w:bookmarkStart w:id="135" w:name="tbl-wcgs-all-summary"/>
           <w:p>
             <w:pPr>
               <w:jc w:val="center"/>
@@ -21985,22 +21875,114 @@
               </w:tc>
             </w:tr>
           </w:tbl>
-          <w:bookmarkEnd w:id="133"/>
+          <w:bookmarkEnd w:id="135"/>
         </w:tc>
       </w:tr>
     </w:tbl>
-    <w:bookmarkEnd w:id="134"/>
-    <w:bookmarkStart w:id="179" w:name="references"/>
+    <w:bookmarkEnd w:id="136"/>
+    <w:bookmarkStart w:id="140" w:name="further-reading"/>
     <w:p>
       <w:pPr>
         <w:pStyle w:val="Heading2"/>
       </w:pPr>
       <w:r>
+        <w:t xml:space="preserve">7 Further reading</w:t>
+      </w:r>
+    </w:p>
+    <w:p>
+      <w:pPr>
+        <w:pStyle w:val="FirstParagraph"/>
+      </w:pPr>
+      <w:hyperlink r:id="rId137">
+        <w:r>
+          <w:rPr>
+            <w:rStyle w:val="Hyperlink"/>
+          </w:rPr>
+          <w:t xml:space="preserve">Plotting a Binary Outcome</w:t>
+        </w:r>
+      </w:hyperlink>
+      <w:r>
+        <w:t xml:space="preserve"> </w:t>
+      </w:r>
+      <w:r>
+        <w:t xml:space="preserve">shows how to plot a 0/1 outcome against a</w:t>
+      </w:r>
+      <w:r>
+        <w:t xml:space="preserve"> </w:t>
+      </w:r>
+      <w:hyperlink r:id="rId62">
+        <w:r>
+          <w:rPr>
+            <w:rStyle w:val="Hyperlink"/>
+          </w:rPr>
+          <w:t xml:space="preserve">continuous</w:t>
+        </w:r>
+      </w:hyperlink>
+      <w:r>
+        <w:t xml:space="preserve"> </w:t>
+      </w:r>
+      <w:r>
+        <w:t xml:space="preserve">feature,</w:t>
+      </w:r>
+      <w:r>
+        <w:t xml:space="preserve"> </w:t>
+      </w:r>
+      <w:r>
+        <w:t xml:space="preserve">where</w:t>
+      </w:r>
+      <w:r>
+        <w:t xml:space="preserve"> </w:t>
+      </w:r>
+      <w:hyperlink r:id="rId138">
+        <w:r>
+          <w:rPr>
+            <w:rStyle w:val="Hyperlink"/>
+          </w:rPr>
+          <w:t xml:space="preserve">scatterplot</w:t>
+        </w:r>
+      </w:hyperlink>
+      <w:r>
+        <w:t xml:space="preserve"> </w:t>
+      </w:r>
+      <w:r>
+        <w:t xml:space="preserve">dots would pile into two stripes.</w:t>
+      </w:r>
+      <w:r>
+        <w:t xml:space="preserve"> </w:t>
+      </w:r>
+      <w:r>
+        <w:t xml:space="preserve">It draws a rug and two</w:t>
+      </w:r>
+      <w:r>
+        <w:t xml:space="preserve"> </w:t>
+      </w:r>
+      <w:hyperlink r:id="rId139">
+        <w:r>
+          <w:rPr>
+            <w:rStyle w:val="Hyperlink"/>
+          </w:rPr>
+          <w:t xml:space="preserve">histograms</w:t>
+        </w:r>
+      </w:hyperlink>
+      <w:r>
+        <w:t xml:space="preserve"> </w:t>
+      </w:r>
+      <w:r>
+        <w:t xml:space="preserve">of the WCGS data, in R and Python.</w:t>
+      </w:r>
+    </w:p>
+    <w:bookmarkEnd w:id="140"/>
+    <w:bookmarkStart w:id="185" w:name="references"/>
+    <w:p>
+      <w:pPr>
+        <w:pStyle w:val="Heading2"/>
+      </w:pPr>
+      <w:r>
         <w:t xml:space="preserve">References</w:t>
       </w:r>
     </w:p>
-    <w:bookmarkStart w:id="178" w:name="refs"/>
-    <w:bookmarkStart w:id="136" w:name="ref-vittinghoff2e"/>
+    <w:bookmarkStart w:id="184" w:name="refs"/>
+    <w:bookmarkStart w:id="142" w:name="ref-vittinghoff2e"/>
     <w:p>
       <w:pPr>
         <w:pStyle w:val="Bibliography"/>
@@ -22033,7 +22015,7 @@
       <w:r>
         <w:t xml:space="preserve"> </w:t>
       </w:r>
-      <w:hyperlink r:id="rId135">
+      <w:hyperlink r:id="rId141">
         <w:r>
           <w:rPr>
             <w:rStyle w:val="Hyperlink"/>
@@ -22045,8 +22027,8 @@
         <w:t xml:space="preserve">.</w:t>
       </w:r>
     </w:p>
-    <w:bookmarkEnd w:id="136"/>
-    <w:bookmarkStart w:id="138" w:name="ref-rosenman1975coronary"/>
+    <w:bookmarkEnd w:id="142"/>
+    <w:bookmarkStart w:id="144" w:name="ref-rosenman1975coronary"/>
     <w:p>
       <w:pPr>
         <w:pStyle w:val="Bibliography"/>
@@ -22094,7 +22076,7 @@
       <w:r>
         <w:t xml:space="preserve"> </w:t>
       </w:r>
-      <w:hyperlink r:id="rId137">
+      <w:hyperlink r:id="rId143">
         <w:r>
           <w:rPr>
             <w:rStyle w:val="Hyperlink"/>
@@ -22106,8 +22088,8 @@
         <w:t xml:space="preserve">.</w:t>
       </w:r>
     </w:p>
-    <w:bookmarkEnd w:id="138"/>
-    <w:bookmarkStart w:id="140" w:name="ref-wikipedia_statistical_population"/>
+    <w:bookmarkEnd w:id="144"/>
+    <w:bookmarkStart w:id="146" w:name="ref-wikipedia_statistical_population"/>
     <w:p>
       <w:pPr>
         <w:pStyle w:val="Bibliography"/>
@@ -22154,7 +22136,7 @@
       <w:r>
         <w:t xml:space="preserve"> </w:t>
       </w:r>
-      <w:hyperlink r:id="rId139">
+      <w:hyperlink r:id="rId145">
         <w:r>
           <w:rPr>
             <w:rStyle w:val="Hyperlink"/>
@@ -22163,8 +22145,8 @@
         </w:r>
       </w:hyperlink>
     </w:p>
-    <w:bookmarkEnd w:id="140"/>
-    <w:bookmarkStart w:id="142" w:name="ref-wikipedia_simple_random_sample"/>
+    <w:bookmarkEnd w:id="146"/>
+    <w:bookmarkStart w:id="148" w:name="ref-wikipedia_simple_random_sample"/>
     <w:p>
       <w:pPr>
         <w:pStyle w:val="Bibliography"/>
@@ -22211,7 +22193,7 @@
       <w:r>
         <w:t xml:space="preserve"> </w:t>
       </w:r>
-      <w:hyperlink r:id="rId141">
+      <w:hyperlink r:id="rId147">
         <w:r>
           <w:rPr>
             <w:rStyle w:val="Hyperlink"/>
@@ -22220,8 +22202,8 @@
         </w:r>
       </w:hyperlink>
     </w:p>
-    <w:bookmarkEnd w:id="142"/>
-    <w:bookmarkStart w:id="144" w:name="ref-wikipedia_median"/>
+    <w:bookmarkEnd w:id="148"/>
+    <w:bookmarkStart w:id="150" w:name="ref-wikipedia_median"/>
     <w:p>
       <w:pPr>
         <w:pStyle w:val="Bibliography"/>
@@ -22268,7 +22250,7 @@
       <w:r>
         <w:t xml:space="preserve"> </w:t>
       </w:r>
-      <w:hyperlink r:id="rId143">
+      <w:hyperlink r:id="rId149">
         <w:r>
           <w:rPr>
             <w:rStyle w:val="Hyperlink"/>
@@ -22277,8 +22259,8 @@
         </w:r>
       </w:hyperlink>
     </w:p>
-    <w:bookmarkEnd w:id="144"/>
-    <w:bookmarkStart w:id="146" w:name="ref-wikipedia_variance"/>
+    <w:bookmarkEnd w:id="150"/>
+    <w:bookmarkStart w:id="152" w:name="ref-wikipedia_variance"/>
     <w:p>
       <w:pPr>
         <w:pStyle w:val="Bibliography"/>
@@ -22325,7 +22307,7 @@
       <w:r>
         <w:t xml:space="preserve"> </w:t>
       </w:r>
-      <w:hyperlink r:id="rId145">
+      <w:hyperlink r:id="rId151">
         <w:r>
           <w:rPr>
             <w:rStyle w:val="Hyperlink"/>
@@ -22334,8 +22316,8 @@
         </w:r>
       </w:hyperlink>
     </w:p>
-    <w:bookmarkEnd w:id="146"/>
-    <w:bookmarkStart w:id="148" w:name="ref-wikipedia_standard_deviation"/>
+    <w:bookmarkEnd w:id="152"/>
+    <w:bookmarkStart w:id="154" w:name="ref-wikipedia_standard_deviation"/>
     <w:p>
       <w:pPr>
         <w:pStyle w:val="Bibliography"/>
@@ -22382,7 +22364,7 @@
       <w:r>
         <w:t xml:space="preserve"> </w:t>
       </w:r>
-      <w:hyperlink r:id="rId147">
+      <w:hyperlink r:id="rId153">
         <w:r>
           <w:rPr>
             <w:rStyle w:val="Hyperlink"/>
@@ -22391,8 +22373,8 @@
         </w:r>
       </w:hyperlink>
     </w:p>
-    <w:bookmarkEnd w:id="148"/>
-    <w:bookmarkStart w:id="150" w:name="ref-wikipedia_quartile"/>
+    <w:bookmarkEnd w:id="154"/>
+    <w:bookmarkStart w:id="156" w:name="ref-wikipedia_quartile"/>
     <w:p>
       <w:pPr>
         <w:pStyle w:val="Bibliography"/>
@@ -22439,7 +22421,7 @@
       <w:r>
         <w:t xml:space="preserve"> </w:t>
       </w:r>
-      <w:hyperlink r:id="rId149">
+      <w:hyperlink r:id="rId155">
         <w:r>
           <w:rPr>
             <w:rStyle w:val="Hyperlink"/>
@@ -22448,8 +22430,8 @@
         </w:r>
       </w:hyperlink>
     </w:p>
-    <w:bookmarkEnd w:id="150"/>
-    <w:bookmarkStart w:id="152" w:name="ref-wikipedia_interquartile_range"/>
+    <w:bookmarkEnd w:id="156"/>
+    <w:bookmarkStart w:id="158" w:name="ref-wikipedia_interquartile_range"/>
     <w:p>
       <w:pPr>
         <w:pStyle w:val="Bibliography"/>
@@ -22496,7 +22478,7 @@
       <w:r>
         <w:t xml:space="preserve"> </w:t>
       </w:r>
-      <w:hyperlink r:id="rId151">
+      <w:hyperlink r:id="rId157">
         <w:r>
           <w:rPr>
             <w:rStyle w:val="Hyperlink"/>
@@ -22505,8 +22487,8 @@
         </w:r>
       </w:hyperlink>
     </w:p>
-    <w:bookmarkEnd w:id="152"/>
-    <w:bookmarkStart w:id="153" w:name="ref-hoggtanis2015"/>
+    <w:bookmarkEnd w:id="158"/>
+    <w:bookmarkStart w:id="159" w:name="ref-hoggtanis2015"/>
     <w:p>
       <w:pPr>
         <w:pStyle w:val="Bibliography"/>
@@ -22537,8 +22519,8 @@
         <w:t xml:space="preserve">, Tenth edition. Boston: Pearson, 2019.</w:t>
       </w:r>
     </w:p>
-    <w:bookmarkEnd w:id="153"/>
-    <w:bookmarkStart w:id="154" w:name="ref-rice2007mathematical"/>
+    <w:bookmarkEnd w:id="159"/>
+    <w:bookmarkStart w:id="160" w:name="ref-rice2007mathematical"/>
     <w:p>
       <w:pPr>
         <w:pStyle w:val="Bibliography"/>
@@ -22569,8 +22551,8 @@
         <w:t xml:space="preserve">, 3rd ed. Belmont, CA: Cengage Learning, 2007.</w:t>
       </w:r>
     </w:p>
-    <w:bookmarkEnd w:id="154"/>
-    <w:bookmarkStart w:id="156" w:name="ref-wikipedia_histogram"/>
+    <w:bookmarkEnd w:id="160"/>
+    <w:bookmarkStart w:id="162" w:name="ref-wikipedia_histogram"/>
     <w:p>
       <w:pPr>
         <w:pStyle w:val="Bibliography"/>
@@ -22617,7 +22599,7 @@
       <w:r>
         <w:t xml:space="preserve"> </w:t>
       </w:r>
-      <w:hyperlink r:id="rId155">
+      <w:hyperlink r:id="rId161">
         <w:r>
           <w:rPr>
             <w:rStyle w:val="Hyperlink"/>
@@ -22626,8 +22608,8 @@
         </w:r>
       </w:hyperlink>
     </w:p>
-    <w:bookmarkEnd w:id="156"/>
-    <w:bookmarkStart w:id="158" w:name="ref-wikipedia_kernel_density_estimation"/>
+    <w:bookmarkEnd w:id="162"/>
+    <w:bookmarkStart w:id="164" w:name="ref-wikipedia_kernel_density_estimation"/>
     <w:p>
       <w:pPr>
         <w:pStyle w:val="Bibliography"/>
@@ -22674,7 +22656,7 @@
       <w:r>
         <w:t xml:space="preserve"> </w:t>
       </w:r>
-      <w:hyperlink r:id="rId157">
+      <w:hyperlink r:id="rId163">
         <w:r>
           <w:rPr>
             <w:rStyle w:val="Hyperlink"/>
@@ -22683,8 +22665,8 @@
         </w:r>
       </w:hyperlink>
     </w:p>
-    <w:bookmarkEnd w:id="158"/>
-    <w:bookmarkStart w:id="160" w:name="ref-wikipedia_box_plot"/>
+    <w:bookmarkEnd w:id="164"/>
+    <w:bookmarkStart w:id="166" w:name="ref-wikipedia_box_plot"/>
     <w:p>
       <w:pPr>
         <w:pStyle w:val="Bibliography"/>
@@ -22731,7 +22713,7 @@
       <w:r>
         <w:t xml:space="preserve"> </w:t>
       </w:r>
-      <w:hyperlink r:id="rId159">
+      <w:hyperlink r:id="rId165">
         <w:r>
           <w:rPr>
             <w:rStyle w:val="Hyperlink"/>
@@ -22740,8 +22722,8 @@
         </w:r>
       </w:hyperlink>
     </w:p>
-    <w:bookmarkEnd w:id="160"/>
-    <w:bookmarkStart w:id="162" w:name="ref-wikipedia_bar_chart"/>
+    <w:bookmarkEnd w:id="166"/>
+    <w:bookmarkStart w:id="168" w:name="ref-wikipedia_bar_chart"/>
     <w:p>
       <w:pPr>
         <w:pStyle w:val="Bibliography"/>
@@ -22788,7 +22770,7 @@
       <w:r>
         <w:t xml:space="preserve"> </w:t>
       </w:r>
-      <w:hyperlink r:id="rId161">
+      <w:hyperlink r:id="rId167">
         <w:r>
           <w:rPr>
             <w:rStyle w:val="Hyperlink"/>
@@ -22797,8 +22779,8 @@
         </w:r>
       </w:hyperlink>
     </w:p>
-    <w:bookmarkEnd w:id="162"/>
-    <w:bookmarkStart w:id="164" w:name="ref-wikipedia_q_q_plot"/>
+    <w:bookmarkEnd w:id="168"/>
+    <w:bookmarkStart w:id="170" w:name="ref-wikipedia_q_q_plot"/>
     <w:p>
       <w:pPr>
         <w:pStyle w:val="Bibliography"/>
@@ -22845,7 +22827,7 @@
       <w:r>
         <w:t xml:space="preserve"> </w:t>
       </w:r>
-      <w:hyperlink r:id="rId163">
+      <w:hyperlink r:id="rId169">
         <w:r>
           <w:rPr>
             <w:rStyle w:val="Hyperlink"/>
@@ -22854,8 +22836,8 @@
         </w:r>
       </w:hyperlink>
     </w:p>
-    <w:bookmarkEnd w:id="164"/>
-    <w:bookmarkStart w:id="166" w:name="ref-wikipedia_scatter_plot"/>
+    <w:bookmarkEnd w:id="170"/>
+    <w:bookmarkStart w:id="172" w:name="ref-wikipedia_scatter_plot"/>
     <w:p>
       <w:pPr>
         <w:pStyle w:val="Bibliography"/>
@@ -22902,7 +22884,7 @@
       <w:r>
         <w:t xml:space="preserve"> </w:t>
       </w:r>
-      <w:hyperlink r:id="rId165">
+      <w:hyperlink r:id="rId171">
         <w:r>
           <w:rPr>
             <w:rStyle w:val="Hyperlink"/>
@@ -22911,8 +22893,8 @@
         </w:r>
       </w:hyperlink>
     </w:p>
-    <w:bookmarkEnd w:id="166"/>
-    <w:bookmarkStart w:id="168" w:name="X9c68751dcff429bb8eebfb08e71b6f746222990"/>
+    <w:bookmarkEnd w:id="172"/>
+    <w:bookmarkStart w:id="174" w:name="X9c68751dcff429bb8eebfb08e71b6f746222990"/>
     <w:p>
       <w:pPr>
         <w:pStyle w:val="Bibliography"/>
@@ -22959,7 +22941,7 @@
       <w:r>
         <w:t xml:space="preserve"> </w:t>
       </w:r>
-      <w:hyperlink r:id="rId167">
+      <w:hyperlink r:id="rId173">
         <w:r>
           <w:rPr>
             <w:rStyle w:val="Hyperlink"/>
@@ -22968,8 +22950,8 @@
         </w:r>
       </w:hyperlink>
     </w:p>
-    <w:bookmarkEnd w:id="168"/>
-    <w:bookmarkStart w:id="170" w:name="ref-wikipedia_contingency_table"/>
+    <w:bookmarkEnd w:id="174"/>
+    <w:bookmarkStart w:id="176" w:name="ref-wikipedia_contingency_table"/>
     <w:p>
       <w:pPr>
         <w:pStyle w:val="Bibliography"/>
@@ -23016,7 +22998,7 @@
       <w:r>
         <w:t xml:space="preserve"> </w:t>
       </w:r>
-      <w:hyperlink r:id="rId169">
+      <w:hyperlink r:id="rId175">
         <w:r>
           <w:rPr>
             <w:rStyle w:val="Hyperlink"/>
@@ -23025,8 +23007,8 @@
         </w:r>
       </w:hyperlink>
     </w:p>
-    <w:bookmarkEnd w:id="170"/>
-    <w:bookmarkStart w:id="172" w:name="ref-wikipedia_standard_score"/>
+    <w:bookmarkEnd w:id="176"/>
+    <w:bookmarkStart w:id="178" w:name="ref-wikipedia_standard_score"/>
     <w:p>
       <w:pPr>
         <w:pStyle w:val="Bibliography"/>
@@ -23073,7 +23055,7 @@
       <w:r>
         <w:t xml:space="preserve"> </w:t>
       </w:r>
-      <w:hyperlink r:id="rId171">
+      <w:hyperlink r:id="rId177">
         <w:r>
           <w:rPr>
             <w:rStyle w:val="Hyperlink"/>
@@ -23082,8 +23064,8 @@
         </w:r>
       </w:hyperlink>
     </w:p>
-    <w:bookmarkEnd w:id="172"/>
-    <w:bookmarkStart w:id="174" w:name="ref-james2021islr2e"/>
+    <w:bookmarkEnd w:id="178"/>
+    <w:bookmarkStart w:id="180" w:name="ref-james2021islr2e"/>
     <w:p>
       <w:pPr>
         <w:pStyle w:val="Bibliography"/>
@@ -23130,7 +23112,7 @@
       <w:r>
         <w:t xml:space="preserve"> </w:t>
       </w:r>
-      <w:hyperlink r:id="rId173">
+      <w:hyperlink r:id="rId179">
         <w:r>
           <w:rPr>
             <w:rStyle w:val="Hyperlink"/>
@@ -23142,8 +23124,8 @@
         <w:t xml:space="preserve">.</w:t>
       </w:r>
     </w:p>
-    <w:bookmarkEnd w:id="174"/>
-    <w:bookmarkStart w:id="175" w:name="ref-geron2017hands"/>
+    <w:bookmarkEnd w:id="180"/>
+    <w:bookmarkStart w:id="181" w:name="ref-geron2017hands"/>
     <w:p>
       <w:pPr>
         <w:pStyle w:val="Bibliography"/>
@@ -23216,8 +23198,8 @@
         <w:t xml:space="preserve">, 1st ed. O’Reilly Media, 2017.</w:t>
       </w:r>
     </w:p>
-    <w:bookmarkEnd w:id="175"/>
-    <w:bookmarkStart w:id="177" w:name="ref-wikipedia_feature_scaling"/>
+    <w:bookmarkEnd w:id="181"/>
+    <w:bookmarkStart w:id="183" w:name="ref-wikipedia_feature_scaling"/>
     <w:p>
       <w:pPr>
         <w:pStyle w:val="Bibliography"/>
@@ -23264,7 +23246,7 @@
       <w:r>
         <w:t xml:space="preserve"> </w:t>
       </w:r>
-      <w:hyperlink r:id="rId176">
+      <w:hyperlink r:id="rId182">
         <w:r>
           <w:rPr>
             <w:rStyle w:val="Hyperlink"/>
@@ -23273,9 +23255,9 @@
         </w:r>
       </w:hyperlink>
     </w:p>
-    <w:bookmarkEnd w:id="177"/>
-    <w:bookmarkEnd w:id="178"/>
-    <w:bookmarkEnd w:id="179"/>
+    <w:bookmarkEnd w:id="183"/>
+    <w:bookmarkEnd w:id="184"/>
+    <w:bookmarkEnd w:id="185"/>
     <w:sectPr>
       <w:footnotePr>
         <w:numRestart w:val="eachSect"/>
